--- a/example_articles/countries/Cuba/5.countries_Cuba_Other_publisher.docx
+++ b/example_articles/countries/Cuba/5.countries_Cuba_Other_publisher.docx
@@ -27,17 +27,17 @@
     </w:p>
     <w:p>
       <w:r>
-        <w:t>Source File: Other publishers/Files (500) (10).DOCX</w:t>
+        <w:t>Source file: Other publishers/Files (500) (10).DOCX</w:t>
       </w:r>
     </w:p>
     <w:p>
       <w:r>
-        <w:t>Raw locations result: ['Cuba']</w:t>
+        <w:t>Raw locations result, 'locations': ['Cuba']</w:t>
       </w:r>
     </w:p>
     <w:p>
       <w:r>
-        <w:t>countries_stand_flat (Standardized): Cuba</w:t>
+        <w:t>Standardized locations result, 'countries_stand_flat': Cuba</w:t>
       </w:r>
     </w:p>
     <w:p>

--- a/example_articles/countries/Cuba/5.countries_Cuba_Other_publisher.docx
+++ b/example_articles/countries/Cuba/5.countries_Cuba_Other_publisher.docx
@@ -7,7 +7,9 @@
         <w:pStyle w:val="Heading1"/>
       </w:pPr>
       <w:r>
-        <w:t>See the start of the Empire, Death Star in latest prequel; Old and new villains in time-bending thrill ride for fans</w:t>
+        <w:t>THE CUBAN CONNECTION;</w:t>
+        <w:br/>
+        <w:t>LOCAL BANDLEADER BRINGS CULTURAL TREASURE TO TOWN</w:t>
       </w:r>
     </w:p>
     <w:p>
@@ -17,17 +19,17 @@
     </w:p>
     <w:p>
       <w:r>
-        <w:t>Date: 2016-10-26</w:t>
+        <w:t>Date: 1997-10-03</w:t>
       </w:r>
     </w:p>
     <w:p>
       <w:r>
-        <w:t>Section: LIFE; Pg. 2D</w:t>
+        <w:t>Section: ARTS &amp; ENTERTAINMENT,</w:t>
       </w:r>
     </w:p>
     <w:p>
       <w:r>
-        <w:t>Source file: Other publishers/Files (500) (10).DOCX</w:t>
+        <w:t>Source file: Other publishers/Files (500) (25).DOCX</w:t>
       </w:r>
     </w:p>
     <w:p>
@@ -49,31 +51,39 @@
     </w:p>
     <w:p>
       <w:r>
-        <w:t>After working with Imperial Death Troopers for so long making Rogue One: A Star Wars Story, it didn't faze director Gareth Edwards much when he ran into a couple of full-size decorative models recently when entering a Los Angeles mall.</w:t>
+        <w:t>Pre-Castro Cuba was a pretty sexy place. Loaded with casinos, fast-living, multinational agro-business and the American mob, Cuba was not internationally known for the beautiful and unique culture that grew up among its working class. Cuba was more than the postwar playground of the Caribbean; it was the home of Santeria, a rich, multilayered cultural hybrid of Yoruban and European traditions developed by the descendants of the African slaves.</w:t>
         <w:br/>
-        <w:t>"I kind of looked at them like, 'Oh, cool, Death Troopers,' and then suddenly stopped and thought, 'Hang on a minute, this is my film. I'm never going to be in a position where it's  (again) part of popular culture,'" says Edwards.</w:t>
+        <w:t>Lazaro Ros was in his mid-30s when the revolution swept across the island. A singer and passionate teacher of the Santeria religion, Ros was deeply troubled by the fashionable exploitation of the African songs. The old culture was routinely being mined for fresh fodder for commercialization. The result was a stream of trendy dances and the propagation of harmful stereotypes.</w:t>
         <w:br/>
-        <w:t>The dreaded Empire hasn't been seen on the big screen since it was upended by Luke Skywalker and the Rebel Alliance in 1983's Return of the Jedi.</w:t>
+        <w:t>The same indigenous nationalism that nationalized the casinos and plantations also exalted Afro-Cuban culture. Lazaro Ros, folkloric oddity, became Lazaro Ros, cultural ambassador and founding member of the Conjunto Folklorico Nacional, Cuba's national folk music ensemble. Today, Lazaro Ros is universally hailed in his homeland as one of Cuba's greatest musical and cultural treasures.</w:t>
         <w:br/>
-        <w:t>But with Rogue One (in theaters Dec. 16) -- featuring a tale that takes place before the events of the first Star Wars film  of 1977 -- Edwards takes the reins of George Lucas' bad guys, including the legendary Darth Vader.</w:t>
+        <w:t>Lazaro Ros is now 72 and when he appears in Pittsburgh tonight and next Thursday, he is making his final set of appearances as an international performer.</w:t>
         <w:br/>
-        <w:t>The filmmaker blends the fresh and the familiar in Rogue One, which focuses on the construction of the weaponized battle station, the Death Star, and the Rebel mission to steal its plans. Blocky-winged TIE Fighters from Lucas' original trilogy share space with more aerodynamic TIE Strikers. And Vader looms again as an antagonistic presence alongside Director Orson Krennic, a new Imperial officer played by Ben Mendelsohn (Bloodline) and the boss of the darkly colored Death Trooper squad.</w:t>
+        <w:t>The appearances are the result of 2 1/2 years of work by Miguel Sague, the Cuban-born leader of the Pittsburgh-based Latin dance band Guaracha. The springboard for this work was a 1995 cultural-musical advocacy trip to Cuba that placed Sague in Ros' presence and reconnected the expatriate band leader to his heritage.</w:t>
         <w:br/>
-        <w:t>Because top men in the Empire such as Grand Moff Tarkin -- played in the original Star Wars by Peter Cushing -- are upper-class types, Edwards recalls Mendelsohn asking if he should adopt "a very posh English accent."</w:t>
+        <w:t>''One of the reasons I went down there,'' Sague relates, ''is I wanted to make contact with my culture. After almost 30 years of separation from Cuba, I needed to get back and dig down some roots.''</w:t>
         <w:br/>
-        <w:t>But the director preferred Krennic, the man in charge of the advanced weapons research wing of the Imperial military, not be a part of that boys club.</w:t>
+        <w:t>The trip and the time he spent playing with Ros sharply focused Sague toward a goal of bringing the legendary folk performer to Pittsburgh and ''from then on, I've been brewing this.''</w:t>
         <w:br/>
-        <w:t>"It feels like if the Empire ever have a job vacancy, they go to the Royal Shakespeare Company to headhunt people," Edwards says. "I like the idea that Ben's character was much more working-class" and rose in the ranks "through sheer force of personality and ideas."</w:t>
+        <w:t>Ros' musical heritage is the musical expression of the merging, or, in reality, overlaying of a thin veneer of one religion, the Yoruba tradition, over the Spanish Christianity found in Cuba. The act of incorporating or reconciling all aspects of multiple traditions into another, distinct tradition is called synchretism. In Cuba it's Santeria.</w:t>
         <w:br/>
-        <w:t>That said, the director adds, Krennic "hits a brick wall in the hierarchy where they won't let him in the club and it's going to turn into a them-or-us situation: either Krennic or Tarkin and the others."</w:t>
+        <w:t>The influx of Cuban immigrants after the Castro revolution also signaled the arrival of Santeria in American cities. According to Sague, the Yoruban singing, chanting and drumming of these Cuban immigrants in urban centers like Miami and New York helped to form the basis of the African-American Afrocentrism cultural movement.</w:t>
         <w:br/>
-        <w:t>Working with Vader, though, was on another level for Edwards. Voiced again by James Earl Jones and featuring various  actors inhabiting the old battle armor and helmet, Vader is used sparingly in Rogue One, yet whenever he power-walked into a scene, everybody around morphed into a 4-year-old, according to the director.</w:t>
+        <w:t>Lazaro Ros, as formidable a presence as he is, will not be performing alone. Three folkloric dancers and a trio of bata drummers will join Ros. Carlos Aldama, one of the foremost bata players in the world, is a long-standing collaborator of Ros and is leading an ensemble that was assembled specifically for this series.</w:t>
         <w:br/>
-        <w:t>"It's like we're at the playground again and there's this hero sort of standing there," Edwards says. "You end up very respectful of him: Even though you know there's a guy inside the outfit, you still talk to him like he's Vader."</w:t>
+        <w:t>The bata drum is shaped like an hourglass and is played barehanded while seated and resting across the player's lap. There are two heads on the drum, on each end of the hourglass. Because bata drums are always played in groups of three, the end result is a complex intertwining of six tones from the six accumulated drum heads.</w:t>
         <w:br/>
-        <w:t>While filming one of Krennic's first scenes interacting with the Sith lord, in the middle of a take Mendelsohn called Edwards over, and the director was nervous something was wrong.</w:t>
+        <w:t>The shows, Sague promises, will be a passionate, authentic view into one of the most unique ethnic and religious communities in the Western Hemisphere. While there are similar examples of the intertwining of African and European cultures and religions in Haiti and Louisiana, the Santeria traditions have received little widespread stateside attention as a result of the U.S. shunning of Cuba.</w:t>
         <w:br/>
-        <w:t xml:space="preserve">"He went, 'It's Darth Vader. We filmed with Darth Vader,'" Edward says. "And I was like,'I know. It's amazing, isn't it?' It was like no one wanted to admit that they're having a little fanboy freakout, but everyone did. It's impossible not to. He's so iconic." </w:t>
+        <w:t>Guaracha will also be performing on both nights and Sague has composed a body of original work that will be performed with Ros and the other musicians. One song is inspired by Sague's experience of bringing salsa to Pittsburgh. In it, he has taken his experiences with Santeria and its orishas, pantheon of gods. In one song, Sague brings forth the image of one of his inspirational reference points, a figure who occupies the place of both the Christian Virgin of Charity and the Love Spirit of Africa.</w:t>
+        <w:br/>
+        <w:t>Lazaro Ros has displayed an enormous generosity of spirit in the course of his lifetime.  It is not surprising, then, that his Pittsburgh appearance is also a fundraiser for Global Links, an international non-profit that recycles surplus medical supplies and equipment to health care providers worldwide, regardless of the facility's religious or political affiliation.</w:t>
+        <w:br/>
+        <w:t>LAZARO ROS</w:t>
+        <w:br/>
+        <w:t>He performs at Bellefield Hall, 315 S. Bellefield St., Oakland at 8 tonight. Tickets are $ 12. On Thursday, he performs at Rosebud.</w:t>
+        <w:br/>
+        <w:t>WEEKEND MAGAZINE</w:t>
         <w:br/>
         <w:br/>
         <w:t>Graphic</w:t>
@@ -81,7 +91,7 @@
         <w:br/>
         <w:t xml:space="preserve"> </w:t>
         <w:br/>
-        <w:t>photo Lucasfilm</w:t>
+        <w:t>PHOTO, PHOTO: Lazaro Ros: straight from Havana.</w:t>
       </w:r>
     </w:p>
     <w:sectPr>
